--- a/Backend/Director_Disclosure/Output_Disclosures/2024-25/ADANI_POWER__MUNDRA__LIMITED/DIR-8/DIR8_Raminder_Singh_Gujral_07175393.docx
+++ b/Backend/Director_Disclosure/Output_Disclosures/2024-25/ADANI_POWER__MUNDRA__LIMITED/DIR-8/DIR8_Raminder_Singh_Gujral_07175393.docx
@@ -189,7 +189,7 @@
           <w:b w:val="0"/>
           <w:sz w:val="23"/>
         </w:rPr>
-        <w:t>I, Raminder Singh Gujral, son/daughter of Mr. {{FATHER_NAME}}, resident of 109, Sector 10-A, Chandigarh-160011, India hereby give notice that I am/was a Director in the following companies during the last three years:-</w:t>
+        <w:t>I, RAMINDER SINGH GUJRAL, son/daughter of Mr. {{FATHER_NAME}}, resident of 109, Sector 10-A, Chandigarh-160011, India hereby give notice that I am/was a Director in the following companies during the last three years:-</w:t>
       </w:r>
     </w:p>
     <w:p>
@@ -340,6 +340,146 @@
                 <w:b w:val="0"/>
                 <w:sz w:val="23"/>
               </w:rPr>
+              <w:t>RSG MAJESTIC PRIVATE LIMITED</w:t>
+            </w:r>
+          </w:p>
+        </w:tc>
+        <w:tc>
+          <w:tcPr>
+            <w:tcW w:type="dxa" w:w="2610"/>
+          </w:tcPr>
+          <w:p>
+            <w:pPr>
+              <w:spacing w:after="0"/>
+              <w:jc w:val="center"/>
+            </w:pPr>
+            <w:r>
+              <w:rPr>
+                <w:rFonts w:ascii="Adani" w:hAnsi="Adani" w:eastAsia="Adani" w:cs="Adani"/>
+                <w:b w:val="0"/>
+                <w:sz w:val="23"/>
+              </w:rPr>
+              <w:t>28/01/2026</w:t>
+            </w:r>
+          </w:p>
+        </w:tc>
+        <w:tc>
+          <w:tcPr>
+            <w:tcW w:type="dxa" w:w="2250"/>
+          </w:tcPr>
+          <w:p>
+            <w:pPr>
+              <w:spacing w:after="0"/>
+              <w:jc w:val="center"/>
+            </w:pPr>
+          </w:p>
+        </w:tc>
+      </w:tr>
+      <w:tr>
+        <w:tc>
+          <w:tcPr>
+            <w:tcW w:type="dxa" w:w="636"/>
+          </w:tcPr>
+          <w:p>
+            <w:pPr>
+              <w:spacing w:after="0"/>
+              <w:ind w:left="360"/>
+            </w:pPr>
+            <w:r>
+              <w:rPr>
+                <w:rFonts w:ascii="Adani" w:hAnsi="Adani" w:eastAsia="Adani" w:cs="Adani"/>
+                <w:b w:val="0"/>
+                <w:sz w:val="23"/>
+              </w:rPr>
+              <w:t>2</w:t>
+            </w:r>
+          </w:p>
+        </w:tc>
+        <w:tc>
+          <w:tcPr>
+            <w:tcW w:type="dxa" w:w="3864"/>
+          </w:tcPr>
+          <w:p>
+            <w:pPr>
+              <w:spacing w:after="0"/>
+              <w:jc w:val="both"/>
+            </w:pPr>
+            <w:r>
+              <w:rPr>
+                <w:rFonts w:ascii="Adani" w:hAnsi="Adani" w:eastAsia="Adani" w:cs="Adani"/>
+                <w:b w:val="0"/>
+                <w:sz w:val="23"/>
+              </w:rPr>
+              <w:t>RELIANCE JIO INFOCOMM LIMITED</w:t>
+            </w:r>
+          </w:p>
+        </w:tc>
+        <w:tc>
+          <w:tcPr>
+            <w:tcW w:type="dxa" w:w="2610"/>
+          </w:tcPr>
+          <w:p>
+            <w:pPr>
+              <w:spacing w:after="0"/>
+              <w:jc w:val="center"/>
+            </w:pPr>
+            <w:r>
+              <w:rPr>
+                <w:rFonts w:ascii="Adani" w:hAnsi="Adani" w:eastAsia="Adani" w:cs="Adani"/>
+                <w:b w:val="0"/>
+                <w:sz w:val="23"/>
+              </w:rPr>
+              <w:t>27/06/2022</w:t>
+            </w:r>
+          </w:p>
+        </w:tc>
+        <w:tc>
+          <w:tcPr>
+            <w:tcW w:type="dxa" w:w="2250"/>
+          </w:tcPr>
+          <w:p>
+            <w:pPr>
+              <w:spacing w:after="0"/>
+              <w:jc w:val="center"/>
+            </w:pPr>
+          </w:p>
+        </w:tc>
+      </w:tr>
+      <w:tr>
+        <w:tc>
+          <w:tcPr>
+            <w:tcW w:type="dxa" w:w="636"/>
+          </w:tcPr>
+          <w:p>
+            <w:pPr>
+              <w:spacing w:after="0"/>
+              <w:ind w:left="360"/>
+            </w:pPr>
+            <w:r>
+              <w:rPr>
+                <w:rFonts w:ascii="Adani" w:hAnsi="Adani" w:eastAsia="Adani" w:cs="Adani"/>
+                <w:b w:val="0"/>
+                <w:sz w:val="23"/>
+              </w:rPr>
+              <w:t>3</w:t>
+            </w:r>
+          </w:p>
+        </w:tc>
+        <w:tc>
+          <w:tcPr>
+            <w:tcW w:type="dxa" w:w="3864"/>
+          </w:tcPr>
+          <w:p>
+            <w:pPr>
+              <w:spacing w:after="0"/>
+              <w:jc w:val="both"/>
+            </w:pPr>
+            <w:r>
+              <w:rPr>
+                <w:rFonts w:ascii="Adani" w:hAnsi="Adani" w:eastAsia="Adani" w:cs="Adani"/>
+                <w:b w:val="0"/>
+                <w:sz w:val="23"/>
+              </w:rPr>
               <w:t>ADANI GREEN ENERGY LIMITED</w:t>
             </w:r>
           </w:p>
@@ -391,146 +531,6 @@
                 <w:b w:val="0"/>
                 <w:sz w:val="23"/>
               </w:rPr>
-              <w:t>2</w:t>
-            </w:r>
-          </w:p>
-        </w:tc>
-        <w:tc>
-          <w:tcPr>
-            <w:tcW w:type="dxa" w:w="3864"/>
-          </w:tcPr>
-          <w:p>
-            <w:pPr>
-              <w:spacing w:after="0"/>
-              <w:jc w:val="both"/>
-            </w:pPr>
-            <w:r>
-              <w:rPr>
-                <w:rFonts w:ascii="Adani" w:hAnsi="Adani" w:eastAsia="Adani" w:cs="Adani"/>
-                <w:b w:val="0"/>
-                <w:sz w:val="23"/>
-              </w:rPr>
-              <w:t>ADANI GREEN ENERGY (TAMILNADU) LIMITED</w:t>
-            </w:r>
-          </w:p>
-        </w:tc>
-        <w:tc>
-          <w:tcPr>
-            <w:tcW w:type="dxa" w:w="2610"/>
-          </w:tcPr>
-          <w:p>
-            <w:pPr>
-              <w:spacing w:after="0"/>
-              <w:jc w:val="center"/>
-            </w:pPr>
-            <w:r>
-              <w:rPr>
-                <w:rFonts w:ascii="Adani" w:hAnsi="Adani" w:eastAsia="Adani" w:cs="Adani"/>
-                <w:b w:val="0"/>
-                <w:sz w:val="23"/>
-              </w:rPr>
-              <w:t>10/07/2020</w:t>
-            </w:r>
-          </w:p>
-        </w:tc>
-        <w:tc>
-          <w:tcPr>
-            <w:tcW w:type="dxa" w:w="2250"/>
-          </w:tcPr>
-          <w:p>
-            <w:pPr>
-              <w:spacing w:after="0"/>
-              <w:jc w:val="center"/>
-            </w:pPr>
-          </w:p>
-        </w:tc>
-      </w:tr>
-      <w:tr>
-        <w:tc>
-          <w:tcPr>
-            <w:tcW w:type="dxa" w:w="636"/>
-          </w:tcPr>
-          <w:p>
-            <w:pPr>
-              <w:spacing w:after="0"/>
-              <w:ind w:left="360"/>
-            </w:pPr>
-            <w:r>
-              <w:rPr>
-                <w:rFonts w:ascii="Adani" w:hAnsi="Adani" w:eastAsia="Adani" w:cs="Adani"/>
-                <w:b w:val="0"/>
-                <w:sz w:val="23"/>
-              </w:rPr>
-              <w:t>3</w:t>
-            </w:r>
-          </w:p>
-        </w:tc>
-        <w:tc>
-          <w:tcPr>
-            <w:tcW w:type="dxa" w:w="3864"/>
-          </w:tcPr>
-          <w:p>
-            <w:pPr>
-              <w:spacing w:after="0"/>
-              <w:jc w:val="both"/>
-            </w:pPr>
-            <w:r>
-              <w:rPr>
-                <w:rFonts w:ascii="Adani" w:hAnsi="Adani" w:eastAsia="Adani" w:cs="Adani"/>
-                <w:b w:val="0"/>
-                <w:sz w:val="23"/>
-              </w:rPr>
-              <w:t>ADANI POWER (MUNDRA) LIMITED</w:t>
-            </w:r>
-          </w:p>
-        </w:tc>
-        <w:tc>
-          <w:tcPr>
-            <w:tcW w:type="dxa" w:w="2610"/>
-          </w:tcPr>
-          <w:p>
-            <w:pPr>
-              <w:spacing w:after="0"/>
-              <w:jc w:val="center"/>
-            </w:pPr>
-            <w:r>
-              <w:rPr>
-                <w:rFonts w:ascii="Adani" w:hAnsi="Adani" w:eastAsia="Adani" w:cs="Adani"/>
-                <w:b w:val="0"/>
-                <w:sz w:val="23"/>
-              </w:rPr>
-              <w:t>28/12/2017</w:t>
-            </w:r>
-          </w:p>
-        </w:tc>
-        <w:tc>
-          <w:tcPr>
-            <w:tcW w:type="dxa" w:w="2250"/>
-          </w:tcPr>
-          <w:p>
-            <w:pPr>
-              <w:spacing w:after="0"/>
-              <w:jc w:val="center"/>
-            </w:pPr>
-          </w:p>
-        </w:tc>
-      </w:tr>
-      <w:tr>
-        <w:tc>
-          <w:tcPr>
-            <w:tcW w:type="dxa" w:w="636"/>
-          </w:tcPr>
-          <w:p>
-            <w:pPr>
-              <w:spacing w:after="0"/>
-              <w:ind w:left="360"/>
-            </w:pPr>
-            <w:r>
-              <w:rPr>
-                <w:rFonts w:ascii="Adani" w:hAnsi="Adani" w:eastAsia="Adani" w:cs="Adani"/>
-                <w:b w:val="0"/>
-                <w:sz w:val="23"/>
-              </w:rPr>
               <w:t>4</w:t>
             </w:r>
           </w:p>
@@ -550,7 +550,7 @@
                 <w:b w:val="0"/>
                 <w:sz w:val="23"/>
               </w:rPr>
-              <w:t>ADANI POWER LIMITED</w:t>
+              <w:t>JIO PLATFORMS LIMITED</w:t>
             </w:r>
           </w:p>
         </w:tc>
@@ -569,7 +569,7 @@
                 <w:b w:val="0"/>
                 <w:sz w:val="23"/>
               </w:rPr>
-              <w:t>11/08/2015</w:t>
+              <w:t>07/07/2020</w:t>
             </w:r>
           </w:p>
         </w:tc>
@@ -641,7 +641,7 @@
         </w:rPr>
         <w:t xml:space="preserve">Name           </w:t>
         <w:tab/>
-        <w:t xml:space="preserve">:  Raminder Singh Gujral</w:t>
+        <w:t xml:space="preserve">:  RAMINDER SINGH GUJRAL</w:t>
       </w:r>
     </w:p>
     <w:p>
@@ -685,7 +685,7 @@
           <w:b w:val="0"/>
           <w:sz w:val="23"/>
         </w:rPr>
-        <w:t xml:space="preserve">Date: 04th May, 2026</w:t>
+        <w:t xml:space="preserve">Date: 15th May, 2026</w:t>
         <w:tab/>
       </w:r>
     </w:p>
